--- a/Lineamientos_Organizacion_Archivo_Primario_2026.docx
+++ b/Lineamientos_Organizacion_Archivo_Primario_2026.docx
@@ -196,6 +196,14 @@
       </w:pPr>
       <w:r>
         <w:t>Los documentos deben conservarse en carpetas identificadas con rótulo visible que indique, como mínimo: nombre del área, asunto o serie, y fechas extremas.</w:t>
+      </w:r>
+    </w:p>
+    <w:p>
+      <w:pPr>
+        <w:pStyle w:val="ListBullet"/>
+      </w:pPr>
+      <w:r>
+        <w:t>Toda unidad documental (carpeta) debe estar debidamente foliada: cada hoja se numera en orden consecutivo, sin omisiones ni repeticiones, en el margen superior derecho, utilizando lápiz de mina negra. La foliación es responsabilidad del área productora y es requisito indispensable para la transferencia al archivo central.</w:t>
       </w:r>
     </w:p>
     <w:p>
